--- a/HypPy_for_QGIS_v2_68_User_Guide.docx
+++ b/HypPy_for_QGIS_v2_68_User_Guide.docx
@@ -1590,7 +1590,6 @@
                 <w:sz w:val="20"/>
                 <w:szCs w:val="20"/>
               </w:rPr>
-              <w:lastRenderedPageBreak/>
               <w:t>DT Ill-Kaol</w:t>
             </w:r>
           </w:p>
@@ -1683,6 +1682,7 @@
                 <w:sz w:val="20"/>
                 <w:szCs w:val="20"/>
               </w:rPr>
+              <w:lastRenderedPageBreak/>
               <w:t>DT Kaol-Cryst Classification</w:t>
             </w:r>
           </w:p>
@@ -3523,7 +3523,6 @@
                 <w:sz w:val="20"/>
                 <w:szCs w:val="20"/>
               </w:rPr>
-              <w:lastRenderedPageBreak/>
               <w:t>Convert ASTER HDF to ENVI</w:t>
             </w:r>
           </w:p>
@@ -4443,7 +4442,6 @@
                 <w:sz w:val="20"/>
                 <w:szCs w:val="20"/>
               </w:rPr>
-              <w:lastRenderedPageBreak/>
               <w:t>Bug fix (v2.44): Using "Use map coordinates" with "Use layer extent" previously caused a crash on QGIS 4.x due to a race condition between the layer extent background task and the GDAL dataset reader. This is resolved in v2.44 — the extent is now resolved before the dataset is opened.</w:t>
             </w:r>
           </w:p>
@@ -4503,6 +4501,7 @@
                 <w:sz w:val="20"/>
                 <w:szCs w:val="20"/>
               </w:rPr>
+              <w:lastRenderedPageBreak/>
               <w:t>Parameter</w:t>
             </w:r>
           </w:p>
@@ -6230,6 +6229,7 @@
         <w:pStyle w:val="Heading2"/>
       </w:pPr>
       <w:r>
+        <w:lastRenderedPageBreak/>
         <w:t>6. Wavelength Mapping</w:t>
       </w:r>
     </w:p>
@@ -9683,6 +9683,7 @@
                 <w:sz w:val="20"/>
                 <w:szCs w:val="20"/>
               </w:rPr>
+              <w:lastRenderedPageBreak/>
               <w:t>FE18 - 2390W</w:t>
             </w:r>
           </w:p>
@@ -10646,7 +10647,6 @@
         <w:pStyle w:val="Heading3"/>
       </w:pPr>
       <w:r>
-        <w:lastRenderedPageBreak/>
         <w:t>DT Kandite Group Classification</w:t>
       </w:r>
     </w:p>
@@ -10655,6 +10655,7 @@
         <w:spacing w:before="60" w:after="80"/>
       </w:pPr>
       <w:r>
+        <w:lastRenderedPageBreak/>
         <w:t xml:space="preserve">Classifies Al-OH pixels into all five kandite group minerals: kaolinite, dickite, nacrite, halloysite, and metahalloysite. Uses the primary Al-OH wavelength, the 2162/2178 nm shoulder, and the 1900 nm water band depth.  </w:t>
       </w:r>
       <w:r>
@@ -11880,7 +11881,7 @@
         <w:spacing w:before="60" w:after="80"/>
       </w:pPr>
       <w:r>
-        <w:t xml:space="preserve">The spectral processing tools can be applied independently to any hyperspectral raster. All tools read wavelength metadata from the ENVI domain first, with fallback to the default metadata domain and numeric band descriptions. Note: Convex Hull Removal, Band Ratio, Band Ratios, Band Depths, Band Math, Spectra Math, Log Residuals, and Zonal Statistics are accessible both from the Processing Toolbox and the HypPy toolbar dropdown. PCA — Forward, Linear Filter, and 3D Median/Mean Filter are available in the Processing Toolbox only (not in the toolbar dropdown menu).</w:t>
+        <w:t>The spectral processing tools can be applied independently to any hyperspectral raster. All tools read wavelength metadata from the ENVI domain first, with fallback to the default metadata domain and numeric band descriptions. Note: Convex Hull Removal, Band Ratio, Band Ratios, Band Depths, Band Math, Spectra Math, Log Residuals, and Zonal Statistics are accessible both from the Processing Toolbox and the HypPy toolbar dropdown. PCA — Forward, Linear Filter, and 3D Median/Mean Filter are available in the Processing Toolbox only (not in the toolbar dropdown menu).</w:t>
       </w:r>
     </w:p>
     <w:p>
@@ -14135,7 +14136,6 @@
                 <w:sz w:val="20"/>
                 <w:szCs w:val="20"/>
               </w:rPr>
-              <w:lastRenderedPageBreak/>
               <w:t>Parameter</w:t>
             </w:r>
           </w:p>
@@ -14198,6 +14198,7 @@
                 <w:sz w:val="20"/>
                 <w:szCs w:val="20"/>
               </w:rPr>
+              <w:lastRenderedPageBreak/>
               <w:t>Number of PC components</w:t>
             </w:r>
           </w:p>
@@ -15433,7 +15434,6 @@
                 <w:sz w:val="20"/>
                 <w:szCs w:val="20"/>
               </w:rPr>
-              <w:lastRenderedPageBreak/>
               <w:t>fmed19 / mean19</w:t>
             </w:r>
           </w:p>
@@ -15647,6 +15647,7 @@
                 <w:sz w:val="20"/>
                 <w:szCs w:val="20"/>
               </w:rPr>
+              <w:lastRenderedPageBreak/>
               <w:t>Memory Note: the entire image cube must be held in memory during 3D filtering. For very large images, run a Subset first to reduce scene size.</w:t>
             </w:r>
           </w:p>
@@ -19337,6 +19338,7 @@
                 <w:sz w:val="18"/>
                 <w:szCs w:val="18"/>
               </w:rPr>
+              <w:lastRenderedPageBreak/>
               <w:t>2.8</w:t>
             </w:r>
           </w:p>
@@ -19835,7 +19837,6 @@
                 <w:sz w:val="18"/>
                 <w:szCs w:val="18"/>
               </w:rPr>
-              <w:lastRenderedPageBreak/>
               <w:t>1.1</w:t>
             </w:r>
           </w:p>
@@ -20004,11 +20005,11 @@
         <w:t xml:space="preserve">IEEE Geoscience and Remote Sensing Magazine, </w:t>
       </w:r>
       <w:r>
-        <w:t xml:space="preserve">7(2), pp.51–71. https://doi.org/10.1109/MGRS.2019.2899193</w:t>
+        <w:t>7(2), pp.51–71. https://doi.org/10.1109/MGRS.2019.2899193</w:t>
       </w:r>
     </w:p>
     <w:sectPr>
-      <w:pgSz w:w="12240" w:h="15840"/>
+      <w:pgSz w:w="11906" w:h="16838" w:code="9"/>
       <w:pgMar w:top="1080" w:right="1080" w:bottom="1080" w:left="1080" w:header="708" w:footer="708" w:gutter="0"/>
       <w:cols w:space="720"/>
       <w:docGrid w:linePitch="360"/>
